--- a/en/wisdom-stories/dervishs-long-spoons.docx
+++ b/en/wisdom-stories/dervishs-long-spoons.docx
@@ -118,7 +118,7 @@
         <w:rPr>
           <w:lang/>
         </w:rPr>
-        <w:t>One guest filled a spoon and offered it to the person opposite. That person returned the gesture. Soon, everyone was feeding one another. Conversation and laughter filled the table, and no one went hungry.</w:t>
+        <w:t xml:space="preserve">One guest filled a spoon and offered it to the person opposite. That person returned the gesture. Soon, everyone was feeding one another. Conversation and laughter rose around the table, and no one went hungry.</w:t>
       </w:r>
     </w:p>
     <w:p>
